--- a/a7/build/out/u6/A7 6.05 Distance on the Coordinate Plane - Teacher Edition.docx
+++ b/a7/build/out/u6/A7 6.05 Distance on the Coordinate Plane - Teacher Edition.docx
@@ -1811,7 +1811,7 @@
           <w:color w:val="1A1A1A"/>
           <w:sz w:val="21"/>
         </w:rPr>
-        <w:t>Reveal.  1. 7 ft   2. Yes — 64 + 225 = 289 = 17</w:t>
+        <w:t>Reveal.  1. 15 ft   2. Yes — 144 + 1,225 = 1,369 = 37</w:t>
       </w:r>
       <w:r>
         <w:rPr>
@@ -2061,7 +2061,7 @@
           <w:color w:val="1A1A1A"/>
           <w:sz w:val="21"/>
         </w:rPr>
-        <w:t>Same y: 8 − (−3) = 11.</w:t>
+        <w:t>Same y: 8 − (−3) = 11 — a board with 5 subtracted 8 − 3.</w:t>
       </w:r>
     </w:p>
     <w:p>
@@ -2193,7 +2193,7 @@
           <w:color w:val="1A1A1A"/>
           <w:sz w:val="21"/>
         </w:rPr>
-        <w:t>Across 2 − (−5) = 7, up 1 − (−3) = 4; 49 + 16 = 65, √65 = 8.06, so 8.1.</w:t>
+        <w:t>Across 2 − (−5) = 7, up 1 − (−3) = 4; 49 + 16 = 65 and √65 ≈ 8.06, so 8.1 — a board with 11 added the legs.</w:t>
       </w:r>
     </w:p>
     <w:p>
@@ -2363,7 +2363,7 @@
           <w:color w:val="6B6B6B"/>
           <w:sz w:val="19"/>
         </w:rPr>
-        <w:t xml:space="preserve">   2 — subtracted 6 − 4 across zero [Source of Truth, GR.1.2: integer errors across an axis]</w:t>
+        <w:t xml:space="preserve">   2 — subtracted 6 − 4 across zero [Florida B1G-M, GR.1.2: integer errors across an axis]</w:t>
       </w:r>
     </w:p>
     <w:p>
@@ -2500,7 +2500,7 @@
           <w:color w:val="6B6B6B"/>
           <w:sz w:val="19"/>
         </w:rPr>
-        <w:t xml:space="preserve">   6 — subtracted 9 − 3 across zero [Source of Truth, GR.1.2: integer errors across an axis]</w:t>
+        <w:t xml:space="preserve">   6 — subtracted 9 − 3 across zero [Florida B1G-M, GR.1.2: integer errors across an axis]</w:t>
       </w:r>
     </w:p>
     <w:p>
@@ -2551,7 +2551,7 @@
           <w:color w:val="6B6B6B"/>
           <w:sz w:val="19"/>
         </w:rPr>
-        <w:t xml:space="preserve">   (A) counted the grid lines, not the spaces [Math Nation names counting gridlines]; (C) subtracted 5 − 3 across zero [Source of Truth, GR.1.2: (−2, 0) to (3, 0) is not 1]; (D) −5 − 3: a distance is never negative [Notes I]</w:t>
+        <w:t xml:space="preserve">   (A) counted the grid lines, not the spaces [Math Nation names counting gridlines]; (C) subtracted 5 − 3 across zero [Florida B1G-M, GR.1.2: (−2, 0) to (3, 0) is not 1]; (D) −5 − 3: a distance is never negative [Notes I]</w:t>
       </w:r>
       <w:r>
         <w:rPr>
@@ -2872,7 +2872,7 @@
           <w:color w:val="6B6B6B"/>
           <w:sz w:val="19"/>
         </w:rPr>
-        <w:t>) — subtracted 3 − 2 across zero [Source of Truth, GR.1.2]</w:t>
+        <w:t>) — subtracted 3 − 2 across zero [Florida B1G-M, GR.1.2]</w:t>
       </w:r>
     </w:p>
     <w:p>
@@ -2961,7 +2961,7 @@
           <w:color w:val="6B6B6B"/>
           <w:sz w:val="19"/>
         </w:rPr>
-        <w:t xml:space="preserve">   (A) 4 − 3 = 1 for the across leg — the sign of −3 dropped [Source of Truth, GR.1.2: integer errors across an axis]; (B) one point's coordinates taken as the legs [Math Nation names wrong horizontal and vertical lengths]; (D) added the legs [MA.8.GR.1.2: the theorem, not a sum]</w:t>
+        <w:t xml:space="preserve">   (A) 4 − 3 = 1 for the across leg — the sign of −3 dropped [Florida B1G-M, GR.1.2: integer errors across an axis]; (B) one point's coordinates taken as the legs [Math Nation names wrong horizontal and vertical lengths]; (D) added the legs [MA.8.GR.1.2: the theorem, not a sum]</w:t>
       </w:r>
       <w:r>
         <w:rPr>
@@ -3244,7 +3244,7 @@
           <w:color w:val="6B6B6B"/>
           <w:sz w:val="20"/>
         </w:rPr>
-        <w:t xml:space="preserve">   The the town hall at (0, 5) is not needed.</w:t>
+        <w:t xml:space="preserve">   The town hall at (0, 5) is not needed.</w:t>
       </w:r>
       <w:r>
         <w:rPr>
@@ -3253,7 +3253,7 @@
           <w:color w:val="6B6B6B"/>
           <w:sz w:val="19"/>
         </w:rPr>
-        <w:t xml:space="preserve">   1 — subtracted 4 − 3 across zero [Source of Truth, GR.1.2]; a distance to the town hall — the wrong pair of points</w:t>
+        <w:t xml:space="preserve">   1 — subtracted 4 − 3 across zero [Florida B1G-M, GR.1.2]; a distance to the town hall — the wrong pair of points</w:t>
       </w:r>
     </w:p>
     <w:p>
@@ -3304,7 +3304,7 @@
           <w:color w:val="6B6B6B"/>
           <w:sz w:val="19"/>
         </w:rPr>
-        <w:t xml:space="preserve">   '4 is right' — the axis-crossing error [Source of Truth, GR.1.2]</w:t>
+        <w:t xml:space="preserve">   '4 is right' — the axis-crossing error [Florida B1G-M, GR.1.2]</w:t>
       </w:r>
     </w:p>
     <w:p>
@@ -3435,7 +3435,7 @@
           <w:color w:val="1A1A1A"/>
           <w:sz w:val="20"/>
         </w:rPr>
-        <w:t>2 — subtracted 6 − 4 across zero [Source of Truth, GR.1.2: integer errors across an axis]</w:t>
+        <w:t>2 — subtracted 6 − 4 across zero [Florida B1G-M, GR.1.2: integer errors across an axis]</w:t>
       </w:r>
     </w:p>
     <w:p>
@@ -3459,7 +3459,7 @@
           <w:color w:val="1A1A1A"/>
           <w:sz w:val="20"/>
         </w:rPr>
-        <w:t>6 — subtracted 9 − 3 across zero [Source of Truth, GR.1.2: integer errors across an axis]</w:t>
+        <w:t>6 — subtracted 9 − 3 across zero [Florida B1G-M, GR.1.2: integer errors across an axis]</w:t>
       </w:r>
     </w:p>
     <w:p>
@@ -3555,7 +3555,7 @@
           <w:color w:val="1A1A1A"/>
           <w:sz w:val="20"/>
         </w:rPr>
-        <w:t>4 − 3 = 1 for the across leg — the sign of −3 dropped [Source of Truth, GR.1.2: integer errors across an axis]</w:t>
+        <w:t>4 − 3 = 1 for the across leg — the sign of −3 dropped [Florida B1G-M, GR.1.2: integer errors across an axis]</w:t>
       </w:r>
     </w:p>
     <w:p>
@@ -3603,7 +3603,7 @@
           <w:color w:val="1A1A1A"/>
           <w:sz w:val="20"/>
         </w:rPr>
-        <w:t>1 — subtracted 4 − 3 across zero [Source of Truth, GR.1.2]</w:t>
+        <w:t>1 — subtracted 4 − 3 across zero [Florida B1G-M, GR.1.2]</w:t>
       </w:r>
     </w:p>
     <w:p>
@@ -3627,7 +3627,7 @@
           <w:color w:val="1A1A1A"/>
           <w:sz w:val="20"/>
         </w:rPr>
-        <w:t>'4 is right' — the axis-crossing error [Source of Truth, GR.1.2]</w:t>
+        <w:t>'4 is right' — the axis-crossing error [Florida B1G-M, GR.1.2]</w:t>
       </w:r>
     </w:p>
     <w:p>

--- a/a7/build/out/u6/A7 6.05 Distance on the Coordinate Plane - Teacher Edition.docx
+++ b/a7/build/out/u6/A7 6.05 Distance on the Coordinate Plane - Teacher Edition.docx
@@ -1733,7 +1733,7 @@
           <w:color w:val="1A1A1A"/>
           <w:sz w:val="21"/>
         </w:rPr>
-        <w:t xml:space="preserve">Warm-Up — On your own. Four minutes. No notes.  </w:t>
+        <w:t xml:space="preserve">Warm-Up — On your own. No notes.  </w:t>
       </w:r>
       <w:r>
         <w:rPr>
@@ -2264,7 +2264,7 @@
       <w:r>
         <w:drawing>
           <wp:inline xmlns:a="http://schemas.openxmlformats.org/drawingml/2006/main" xmlns:pic="http://schemas.openxmlformats.org/drawingml/2006/picture">
-            <wp:extent cx="600456" cy="143256"/>
+            <wp:extent cx="551688" cy="143256"/>
             <wp:docPr id="1" name="Picture 1"/>
             <wp:cNvGraphicFramePr>
               <a:graphicFrameLocks noChangeAspect="1"/>
@@ -2273,7 +2273,7 @@
               <a:graphicData uri="http://schemas.openxmlformats.org/drawingml/2006/picture">
                 <pic:pic>
                   <pic:nvPicPr>
-                    <pic:cNvPr id="0" name="02c92822a4500f56.png"/>
+                    <pic:cNvPr id="0" name="444cca6e1514f4ea.png"/>
                     <pic:cNvPicPr/>
                   </pic:nvPicPr>
                   <pic:blipFill>
@@ -2285,7 +2285,7 @@
                   <pic:spPr>
                     <a:xfrm>
                       <a:off x="0" y="0"/>
-                      <a:ext cx="600456" cy="143256"/>
+                      <a:ext cx="551688" cy="143256"/>
                     </a:xfrm>
                     <a:prstGeom prst="rect"/>
                   </pic:spPr>
@@ -2598,7 +2598,7 @@
       <w:r>
         <w:drawing>
           <wp:inline xmlns:a="http://schemas.openxmlformats.org/drawingml/2006/main" xmlns:pic="http://schemas.openxmlformats.org/drawingml/2006/picture">
-            <wp:extent cx="719328" cy="143256"/>
+            <wp:extent cx="670560" cy="143256"/>
             <wp:docPr id="5" name="Picture 5"/>
             <wp:cNvGraphicFramePr>
               <a:graphicFrameLocks noChangeAspect="1"/>
@@ -2607,7 +2607,7 @@
               <a:graphicData uri="http://schemas.openxmlformats.org/drawingml/2006/picture">
                 <pic:pic>
                   <pic:nvPicPr>
-                    <pic:cNvPr id="0" name="b6885eef41e960e1.png"/>
+                    <pic:cNvPr id="0" name="fcfe211acfe99794.png"/>
                     <pic:cNvPicPr/>
                   </pic:nvPicPr>
                   <pic:blipFill>
@@ -2619,7 +2619,7 @@
                   <pic:spPr>
                     <a:xfrm>
                       <a:off x="0" y="0"/>
-                      <a:ext cx="719328" cy="143256"/>
+                      <a:ext cx="670560" cy="143256"/>
                     </a:xfrm>
                     <a:prstGeom prst="rect"/>
                   </pic:spPr>
@@ -2735,7 +2735,7 @@
       <w:r>
         <w:drawing>
           <wp:inline xmlns:a="http://schemas.openxmlformats.org/drawingml/2006/main" xmlns:pic="http://schemas.openxmlformats.org/drawingml/2006/picture">
-            <wp:extent cx="707136" cy="146304"/>
+            <wp:extent cx="658368" cy="146304"/>
             <wp:docPr id="7" name="Picture 7"/>
             <wp:cNvGraphicFramePr>
               <a:graphicFrameLocks noChangeAspect="1"/>
@@ -2744,7 +2744,7 @@
               <a:graphicData uri="http://schemas.openxmlformats.org/drawingml/2006/picture">
                 <pic:pic>
                   <pic:nvPicPr>
-                    <pic:cNvPr id="0" name="2ebd14e3d9282b38.png"/>
+                    <pic:cNvPr id="0" name="06d8f05c7490428f.png"/>
                     <pic:cNvPicPr/>
                   </pic:nvPicPr>
                   <pic:blipFill>
@@ -2756,7 +2756,7 @@
                   <pic:spPr>
                     <a:xfrm>
                       <a:off x="0" y="0"/>
-                      <a:ext cx="707136" cy="146304"/>
+                      <a:ext cx="658368" cy="146304"/>
                     </a:xfrm>
                     <a:prstGeom prst="rect"/>
                   </pic:spPr>
@@ -3008,7 +3008,7 @@
       <w:r>
         <w:drawing>
           <wp:inline xmlns:a="http://schemas.openxmlformats.org/drawingml/2006/main" xmlns:pic="http://schemas.openxmlformats.org/drawingml/2006/picture">
-            <wp:extent cx="569976" cy="146304"/>
+            <wp:extent cx="521207" cy="146304"/>
             <wp:docPr id="9" name="Picture 9"/>
             <wp:cNvGraphicFramePr>
               <a:graphicFrameLocks noChangeAspect="1"/>
@@ -3017,7 +3017,7 @@
               <a:graphicData uri="http://schemas.openxmlformats.org/drawingml/2006/picture">
                 <pic:pic>
                   <pic:nvPicPr>
-                    <pic:cNvPr id="0" name="cc5cad7d681bc49a.png"/>
+                    <pic:cNvPr id="0" name="15654225e83f46d9.png"/>
                     <pic:cNvPicPr/>
                   </pic:nvPicPr>
                   <pic:blipFill>
@@ -3029,7 +3029,7 @@
                   <pic:spPr>
                     <a:xfrm>
                       <a:off x="0" y="0"/>
-                      <a:ext cx="569976" cy="146304"/>
+                      <a:ext cx="521207" cy="146304"/>
                     </a:xfrm>
                     <a:prstGeom prst="rect"/>
                   </pic:spPr>
@@ -3393,7 +3393,7 @@
           <w:color w:val="1A1A1A"/>
           <w:sz w:val="21"/>
         </w:rPr>
-        <w:t xml:space="preserve"> Boards 1–2: one line, vertical then horizontal, both across zero; 3 votes on the axis error. The pattern breaks at 4 — slanted, with only the points on the grid — whole, then to the tenth (5), then only the expression (6), then from the origin (7); 8 carries an extra point; 9 is written. The independent set: horizontal, vertical, slanted whole, slanted to the tenth, from the origin, a map.</w:t>
+        <w:t xml:space="preserve"> Boards 1–2: one line, vertical then horizontal, both across zero; 3 votes on the axis error. The pattern breaks at 4 — slanted, with only the points on the grid — whole, then to the tenth (5), then only the expression (6), then from the origin (7); 8 carries an extra point; 9 is written. The independent set: horizontal, vertical, slanted whole, slanted to the tenth, from the origin, a map to the tenth.</w:t>
       </w:r>
     </w:p>
     <w:p>
